--- a/klagomål/A 63039-2025 FSC-klagomål.docx
+++ b/klagomål/A 63039-2025 FSC-klagomål.docx
@@ -168,7 +168,7 @@
     </w:p>
     <w:p>
       <w:r>
-        <w:t>Detta dokument behandlar höga naturvärden i avverkningsanmälan A 63039-2025 i Jokkmokks kommun. Denna avverkningsanmälan inkom 2025-12-18 14:46:21 och omfattar 3,7 ha.</w:t>
+        <w:t>Detta dokument behandlar höga naturvärden i avverkningsanmälan A 63039-2025 i Jokkmokks kommun. Denna avverkningsanmälan inkom 2025-12-18 00:00:00 och omfattar 3,7 ha.</w:t>
       </w:r>
     </w:p>
     <w:p>
@@ -947,7 +947,7 @@
     <w:r>
       <w:tab/>
       <w:tab/>
-      <w:t>2025-12-19</w:t>
+      <w:t>2025-12-20</w:t>
       <w:br/>
       <w:br/>
     </w:r>

--- a/klagomål/A 63039-2025 FSC-klagomål.docx
+++ b/klagomål/A 63039-2025 FSC-klagomål.docx
@@ -947,7 +947,7 @@
     <w:r>
       <w:tab/>
       <w:tab/>
-      <w:t>2025-12-20</w:t>
+      <w:t>2025-12-21</w:t>
       <w:br/>
       <w:br/>
     </w:r>

--- a/klagomål/A 63039-2025 FSC-klagomål.docx
+++ b/klagomål/A 63039-2025 FSC-klagomål.docx
@@ -947,7 +947,7 @@
     <w:r>
       <w:tab/>
       <w:tab/>
-      <w:t>2025-12-21</w:t>
+      <w:t>2025-12-22</w:t>
       <w:br/>
       <w:br/>
     </w:r>

--- a/klagomål/A 63039-2025 FSC-klagomål.docx
+++ b/klagomål/A 63039-2025 FSC-klagomål.docx
@@ -947,7 +947,7 @@
     <w:r>
       <w:tab/>
       <w:tab/>
-      <w:t>2025-12-22</w:t>
+      <w:t>2025-12-26</w:t>
       <w:br/>
       <w:br/>
     </w:r>

--- a/klagomål/A 63039-2025 FSC-klagomål.docx
+++ b/klagomål/A 63039-2025 FSC-klagomål.docx
@@ -947,7 +947,7 @@
     <w:r>
       <w:tab/>
       <w:tab/>
-      <w:t>2025-12-26</w:t>
+      <w:t>2025-12-28</w:t>
       <w:br/>
       <w:br/>
     </w:r>

--- a/klagomål/A 63039-2025 FSC-klagomål.docx
+++ b/klagomål/A 63039-2025 FSC-klagomål.docx
@@ -947,7 +947,7 @@
     <w:r>
       <w:tab/>
       <w:tab/>
-      <w:t>2025-12-28</w:t>
+      <w:t>2025-12-29</w:t>
       <w:br/>
       <w:br/>
     </w:r>

--- a/klagomål/A 63039-2025 FSC-klagomål.docx
+++ b/klagomål/A 63039-2025 FSC-klagomål.docx
@@ -947,7 +947,7 @@
     <w:r>
       <w:tab/>
       <w:tab/>
-      <w:t>2025-12-29</w:t>
+      <w:t>2025-12-30</w:t>
       <w:br/>
       <w:br/>
     </w:r>

--- a/klagomål/A 63039-2025 FSC-klagomål.docx
+++ b/klagomål/A 63039-2025 FSC-klagomål.docx
@@ -947,7 +947,7 @@
     <w:r>
       <w:tab/>
       <w:tab/>
-      <w:t>2025-12-30</w:t>
+      <w:t>2025-12-31</w:t>
       <w:br/>
       <w:br/>
     </w:r>

--- a/klagomål/A 63039-2025 FSC-klagomål.docx
+++ b/klagomål/A 63039-2025 FSC-klagomål.docx
@@ -947,7 +947,7 @@
     <w:r>
       <w:tab/>
       <w:tab/>
-      <w:t>2025-12-31</w:t>
+      <w:t>2026-01-03</w:t>
       <w:br/>
       <w:br/>
     </w:r>

--- a/klagomål/A 63039-2025 FSC-klagomål.docx
+++ b/klagomål/A 63039-2025 FSC-klagomål.docx
@@ -947,7 +947,7 @@
     <w:r>
       <w:tab/>
       <w:tab/>
-      <w:t>2026-01-07</w:t>
+      <w:t>2026-01-08</w:t>
       <w:br/>
       <w:br/>
     </w:r>

--- a/klagomål/A 63039-2025 FSC-klagomål.docx
+++ b/klagomål/A 63039-2025 FSC-klagomål.docx
@@ -947,7 +947,7 @@
     <w:r>
       <w:tab/>
       <w:tab/>
-      <w:t>2026-01-08</w:t>
+      <w:t>2026-01-09</w:t>
       <w:br/>
       <w:br/>
     </w:r>

--- a/klagomål/A 63039-2025 FSC-klagomål.docx
+++ b/klagomål/A 63039-2025 FSC-klagomål.docx
@@ -947,7 +947,7 @@
     <w:r>
       <w:tab/>
       <w:tab/>
-      <w:t>2026-01-09</w:t>
+      <w:t>2026-01-10</w:t>
       <w:br/>
       <w:br/>
     </w:r>

--- a/klagomål/A 63039-2025 FSC-klagomål.docx
+++ b/klagomål/A 63039-2025 FSC-klagomål.docx
@@ -947,7 +947,7 @@
     <w:r>
       <w:tab/>
       <w:tab/>
-      <w:t>2026-01-10</w:t>
+      <w:t>2026-01-11</w:t>
       <w:br/>
       <w:br/>
     </w:r>

--- a/klagomål/A 63039-2025 FSC-klagomål.docx
+++ b/klagomål/A 63039-2025 FSC-klagomål.docx
@@ -947,7 +947,7 @@
     <w:r>
       <w:tab/>
       <w:tab/>
-      <w:t>2026-01-11</w:t>
+      <w:t>2026-01-12</w:t>
       <w:br/>
       <w:br/>
     </w:r>

--- a/klagomål/A 63039-2025 FSC-klagomål.docx
+++ b/klagomål/A 63039-2025 FSC-klagomål.docx
@@ -947,7 +947,7 @@
     <w:r>
       <w:tab/>
       <w:tab/>
-      <w:t>2026-01-12</w:t>
+      <w:t>2026-01-13</w:t>
       <w:br/>
       <w:br/>
     </w:r>

--- a/klagomål/A 63039-2025 FSC-klagomål.docx
+++ b/klagomål/A 63039-2025 FSC-klagomål.docx
@@ -947,7 +947,7 @@
     <w:r>
       <w:tab/>
       <w:tab/>
-      <w:t>2026-01-13</w:t>
+      <w:t>2026-01-14</w:t>
       <w:br/>
       <w:br/>
     </w:r>

--- a/klagomål/A 63039-2025 FSC-klagomål.docx
+++ b/klagomål/A 63039-2025 FSC-klagomål.docx
@@ -947,7 +947,7 @@
     <w:r>
       <w:tab/>
       <w:tab/>
-      <w:t>2026-01-14</w:t>
+      <w:t>2026-01-15</w:t>
       <w:br/>
       <w:br/>
     </w:r>

--- a/klagomål/A 63039-2025 FSC-klagomål.docx
+++ b/klagomål/A 63039-2025 FSC-klagomål.docx
@@ -947,7 +947,7 @@
     <w:r>
       <w:tab/>
       <w:tab/>
-      <w:t>2026-01-15</w:t>
+      <w:t>2026-01-16</w:t>
       <w:br/>
       <w:br/>
     </w:r>

--- a/klagomål/A 63039-2025 FSC-klagomål.docx
+++ b/klagomål/A 63039-2025 FSC-klagomål.docx
@@ -947,7 +947,7 @@
     <w:r>
       <w:tab/>
       <w:tab/>
-      <w:t>2026-01-16</w:t>
+      <w:t>2026-01-17</w:t>
       <w:br/>
       <w:br/>
     </w:r>

--- a/klagomål/A 63039-2025 FSC-klagomål.docx
+++ b/klagomål/A 63039-2025 FSC-klagomål.docx
@@ -947,7 +947,7 @@
     <w:r>
       <w:tab/>
       <w:tab/>
-      <w:t>2026-01-17</w:t>
+      <w:t>2026-01-18</w:t>
       <w:br/>
       <w:br/>
     </w:r>

--- a/klagomål/A 63039-2025 FSC-klagomål.docx
+++ b/klagomål/A 63039-2025 FSC-klagomål.docx
@@ -947,7 +947,7 @@
     <w:r>
       <w:tab/>
       <w:tab/>
-      <w:t>2026-01-18</w:t>
+      <w:t>2026-01-19</w:t>
       <w:br/>
       <w:br/>
     </w:r>

--- a/klagomål/A 63039-2025 FSC-klagomål.docx
+++ b/klagomål/A 63039-2025 FSC-klagomål.docx
@@ -947,7 +947,7 @@
     <w:r>
       <w:tab/>
       <w:tab/>
-      <w:t>2026-01-19</w:t>
+      <w:t>2026-01-20</w:t>
       <w:br/>
       <w:br/>
     </w:r>

--- a/klagomål/A 63039-2025 FSC-klagomål.docx
+++ b/klagomål/A 63039-2025 FSC-klagomål.docx
@@ -947,7 +947,7 @@
     <w:r>
       <w:tab/>
       <w:tab/>
-      <w:t>2026-01-20</w:t>
+      <w:t>2026-01-21</w:t>
       <w:br/>
       <w:br/>
     </w:r>

--- a/klagomål/A 63039-2025 FSC-klagomål.docx
+++ b/klagomål/A 63039-2025 FSC-klagomål.docx
@@ -947,7 +947,7 @@
     <w:r>
       <w:tab/>
       <w:tab/>
-      <w:t>2026-01-21</w:t>
+      <w:t>2026-01-23</w:t>
       <w:br/>
       <w:br/>
     </w:r>

--- a/klagomål/A 63039-2025 FSC-klagomål.docx
+++ b/klagomål/A 63039-2025 FSC-klagomål.docx
@@ -947,7 +947,7 @@
     <w:r>
       <w:tab/>
       <w:tab/>
-      <w:t>2026-01-23</w:t>
+      <w:t>2026-01-24</w:t>
       <w:br/>
       <w:br/>
     </w:r>

--- a/klagomål/A 63039-2025 FSC-klagomål.docx
+++ b/klagomål/A 63039-2025 FSC-klagomål.docx
@@ -947,7 +947,7 @@
     <w:r>
       <w:tab/>
       <w:tab/>
-      <w:t>2026-01-24</w:t>
+      <w:t>2026-01-25</w:t>
       <w:br/>
       <w:br/>
     </w:r>

--- a/klagomål/A 63039-2025 FSC-klagomål.docx
+++ b/klagomål/A 63039-2025 FSC-klagomål.docx
@@ -947,7 +947,7 @@
     <w:r>
       <w:tab/>
       <w:tab/>
-      <w:t>2026-01-25</w:t>
+      <w:t>2026-01-26</w:t>
       <w:br/>
       <w:br/>
     </w:r>

--- a/klagomål/A 63039-2025 FSC-klagomål.docx
+++ b/klagomål/A 63039-2025 FSC-klagomål.docx
@@ -947,7 +947,7 @@
     <w:r>
       <w:tab/>
       <w:tab/>
-      <w:t>2026-01-26</w:t>
+      <w:t>2026-01-27</w:t>
       <w:br/>
       <w:br/>
     </w:r>

--- a/klagomål/A 63039-2025 FSC-klagomål.docx
+++ b/klagomål/A 63039-2025 FSC-klagomål.docx
@@ -947,7 +947,7 @@
     <w:r>
       <w:tab/>
       <w:tab/>
-      <w:t>2026-01-27</w:t>
+      <w:t>2026-01-28</w:t>
       <w:br/>
       <w:br/>
     </w:r>
